--- a/review/for-abhishek/Read-me-first.docx
+++ b/review/for-abhishek/Read-me-first.docx
@@ -15,12 +15,12 @@
         <w:rPr>
           <w:i/>
         </w:rPr>
-        <w:t>The Analyst to Architect review bundle — 3 October 2026</w:t>
+        <w:t>The Analyst to Architect review bundle — 3 October 2026, second build</w:t>
       </w:r>
     </w:p>
     <w:p>
       <w:r>
-        <w:t>Everything is here: the four books, the practice material that goes with them, a guide to where every topic lives, and the review state. 781 files, 280 MB, in five folders you can read in order.</w:t>
+        <w:t>Everything is here: the four books, the practice material that goes with them, a guide to where every topic lives, and the review state. 794 files, 285 MB, in five folders you can read in order.</w:t>
       </w:r>
     </w:p>
     <w:p>
@@ -496,7 +496,7 @@
               <w:spacing w:after="40"/>
             </w:pPr>
             <w:r>
-              <w:t>433</w:t>
+              <w:t>535</w:t>
             </w:r>
           </w:p>
         </w:tc>
@@ -564,10 +564,10 @@
         <w:rPr>
           <w:b/>
         </w:rPr>
-        <w:t>Book 4 is new today — 433 pages, up from 400.</w:t>
+        <w:t>Book 4 is rebuilt — 535 pages, up from 400.</w:t>
       </w:r>
       <w:r>
-        <w:t xml:space="preserve"> Everything else is the 1 October build.</w:t>
+        <w:t xml:space="preserve"> It now carries ten new predict-the-output sections across Part VIII. Everything else is the 1 October build.</w:t>
       </w:r>
     </w:p>
     <w:p>
@@ -586,7 +586,7 @@
         <w:rPr>
           <w:b/>
         </w:rPr>
-        <w:t>160 contents links and 629 bookmarks</w:t>
+        <w:t>169 contents links and 724 bookmarks</w:t>
       </w:r>
       <w:r>
         <w:t xml:space="preserve"> were checked to land on the right page.</w:t>
@@ -744,7 +744,7 @@
         <w:rPr>
           <w:b/>
         </w:rPr>
-        <w:t>Chapter 71 has a new section, §71.11, "Predict the output: from basic to brain-racking."</w:t>
+        <w:t>Part VIII now has ten predict-the-output sections, and 202 new questions.</w:t>
       </w:r>
     </w:p>
     <w:p>
@@ -760,44 +760,40 @@
         <w:t>int("25", 4)</w:t>
       </w:r>
       <w:r>
-        <w:t xml:space="preserve"> kind. I measured Part VIII first: of its 619 questions, only </w:t>
+        <w:t xml:space="preserve"> kind. Thirteen of the fourteen banks had no such section at all; the one that did — Chapter 72's §72.2 — became the template. You read §71.11 and approved its depth, and this is that standard applied across the rest.</w:t>
+      </w:r>
+    </w:p>
+    <w:p>
+      <w:r>
+        <w:t xml:space="preserve">Part VIII goes from </w:t>
       </w:r>
       <w:r>
         <w:rPr>
           <w:b/>
         </w:rPr>
-        <w:t>19</w:t>
+        <w:t>565 coded questions to 767</w:t>
       </w:r>
       <w:r>
-        <w:t xml:space="preserve"> were output-prediction, and </w:t>
+        <w:t>.</w:t>
       </w:r>
+    </w:p>
+    <w:p>
+      <w:r>
+        <w:t>Read these two, in this order:</w:t>
+      </w:r>
+    </w:p>
+    <w:p>
+      <w:pPr>
+        <w:pStyle w:val="ListBullet"/>
+      </w:pPr>
       <w:r>
         <w:rPr>
           <w:b/>
         </w:rPr>
-        <w:t>17 of those sat in one section</w:t>
+        <w:t>Part-VIII-predict-the-output-summary.pdf</w:t>
       </w:r>
       <w:r>
-        <w:t xml:space="preserve"> of Chapter 72. Thirteen of the fourteen banks had none.</w:t>
-      </w:r>
-    </w:p>
-    <w:p>
-      <w:r>
-        <w:t xml:space="preserve">§71.11 is the answer for SQL, and the template for the other thirteen banks. 16 core questions and 16 rapid-fire rows, taking Chapter 71 from 76 questions to 108. A new </w:t>
-      </w:r>
-      <w:r>
-        <w:rPr>
-          <w:i/>
-        </w:rPr>
-        <w:t>Brain-racking</w:t>
-      </w:r>
-      <w:r>
-        <w:t xml:space="preserve"> level sits above Warm-up and Core.</w:t>
-      </w:r>
-    </w:p>
-    <w:p>
-      <w:r>
-        <w:t>In this folder:</w:t>
+        <w:t xml:space="preserve"> (4 pages) — what was built, the three banks I deliberately left alone and why, the one scope decision I would like from you, and the dozen drafted questions that turned out wrong and were caught by running them</w:t>
       </w:r>
     </w:p>
     <w:p>
@@ -811,60 +807,25 @@
         <w:t>Ch71-section-71.11-predict-the-output.pdf</w:t>
       </w:r>
       <w:r>
-        <w:t xml:space="preserve"> (26 pages) — read this one</w:t>
+        <w:t xml:space="preserve"> (26 pages) — the section you already approved, as the worked example of the standard</w:t>
       </w:r>
     </w:p>
     <w:p>
-      <w:pPr>
-        <w:pStyle w:val="ListBullet"/>
-      </w:pPr>
       <w:r>
-        <w:t xml:space="preserve">the same as </w:t>
+        <w:rPr>
+          <w:rFonts w:ascii="Consolas" w:hAnsi="Consolas" w:eastAsia="Consolas"/>
+          <w:color w:val="8B2020"/>
+          <w:sz w:val="17"/>
+        </w:rPr>
+        <w:t>changelogs/</w:t>
       </w:r>
       <w:r>
-        <w:rPr>
-          <w:b/>
-        </w:rPr>
-        <w:t>.docx</w:t>
-      </w:r>
-      <w:r>
-        <w:t>, if you want to comment in it</w:t>
+        <w:t xml:space="preserve"> holds one file per chapter touched, recording every change and how it was verified.</w:t>
       </w:r>
     </w:p>
     <w:p>
-      <w:pPr>
-        <w:pStyle w:val="ListBullet"/>
-      </w:pPr>
       <w:r>
-        <w:rPr>
-          <w:b/>
-        </w:rPr>
-        <w:t>changelog-ch71.md</w:t>
-      </w:r>
-      <w:r>
-        <w:t xml:space="preserve"> — what changed and why, including the six questions that were wrong in draft</w:t>
-      </w:r>
-    </w:p>
-    <w:p>
-      <w:pPr>
-        <w:pStyle w:val="ListBullet"/>
-      </w:pPr>
-      <w:r>
-        <w:rPr>
-          <w:b/>
-        </w:rPr>
-        <w:t>changelog-ch18.md</w:t>
-      </w:r>
-      <w:r>
-        <w:t xml:space="preserve"> — the object-oriented Python work you approved on 1 October</w:t>
-      </w:r>
-    </w:p>
-    <w:p>
-      <w:pPr>
-        <w:jc w:val="center"/>
-      </w:pPr>
-      <w:r>
-        <w:t>____________________________________________________________</w:t>
+        <w:t>Every answer in all ten sections was run. Nothing was typed from memory.</w:t>
       </w:r>
     </w:p>
     <w:p>
@@ -1212,19 +1173,19 @@
         <w:rPr>
           <w:b/>
         </w:rPr>
-        <w:t>1. The depth of §71.11.</w:t>
+        <w:t>1. Whether Chapter 76B should get a section.</w:t>
       </w:r>
       <w:r>
-        <w:t xml:space="preserve"> This matters more than anything else in the bundle, because the same standard is about to be applied to thirteen more question banks — roughly 260 more questions. If the depth is wrong, I would much rather fix it once than fourteen times. Read a few questions and tell me: too long, too short, or right? Is the tier table earning its place? Are the </w:t>
+        <w:t xml:space="preserve"> It is the one open scope decision. "Predict the output" does not fit a requirements bank, but there is a real BA equivalent — </w:t>
       </w:r>
       <w:r>
         <w:rPr>
           <w:i/>
         </w:rPr>
-        <w:t>Brain-racking</w:t>
+        <w:t>given a written requirement, what is ambiguous and what breaks when a developer reads it?</w:t>
       </w:r>
       <w:r>
-        <w:t xml:space="preserve"> ones actually hard enough?</w:t>
+        <w:t xml:space="preserve"> That is a different format, so I did not build it unilaterally. The summary document explains the reasoning.</w:t>
       </w:r>
     </w:p>
     <w:p>

--- a/review/for-abhishek/Read-me-first.docx
+++ b/review/for-abhishek/Read-me-first.docx
@@ -20,7 +20,7 @@
     </w:p>
     <w:p>
       <w:r>
-        <w:t>Everything is here: the four books, the practice material that goes with them, a guide to where every topic lives, and the review state. 794 files, 285 MB, in five folders you can read in order.</w:t>
+        <w:t>Everything is here: the four books, the practice material that goes with them, a guide to where every topic lives, and the review state. 928 files, 289 MB, in five folders you can read in order.</w:t>
       </w:r>
     </w:p>
     <w:p>
@@ -210,7 +210,7 @@
               <w:rPr>
                 <w:b/>
               </w:rPr>
-              <w:t>04-Practice</w:t>
+              <w:t>04-Practice-Arena</w:t>
             </w:r>
           </w:p>
         </w:tc>
@@ -223,7 +223,16 @@
               <w:spacing w:after="40"/>
             </w:pPr>
             <w:r>
-              <w:t>The files a reader actually works with: notebooks, SQL, spreadsheets, datasets.</w:t>
+              <w:t xml:space="preserve">Everything you practise with, </w:t>
+            </w:r>
+            <w:r>
+              <w:rPr>
+                <w:b/>
+              </w:rPr>
+              <w:t>arranged by tool</w:t>
+            </w:r>
+            <w:r>
+              <w:t xml:space="preserve"> — pick Excel, or SQL, or Python, and work down.</w:t>
             </w:r>
           </w:p>
         </w:tc>
@@ -833,12 +842,50 @@
         <w:pStyle w:val="Heading2"/>
       </w:pPr>
       <w:r>
-        <w:t>04-Practice — the material a reader works with</w:t>
+        <w:t>04-Practice-Arena — arranged by tool, not by chapter</w:t>
       </w:r>
     </w:p>
     <w:p>
       <w:r>
-        <w:t>580 files across 71 chapter folders, 92 MB.</w:t>
+        <w:t xml:space="preserve">This is the part that changed most. It used to be sixty-nine folders named </w:t>
+      </w:r>
+      <w:r>
+        <w:rPr>
+          <w:rFonts w:ascii="Consolas" w:hAnsi="Consolas" w:eastAsia="Consolas"/>
+          <w:color w:val="8B2020"/>
+          <w:sz w:val="17"/>
+        </w:rPr>
+        <w:t>ch10</w:t>
+      </w:r>
+      <w:r>
+        <w:t xml:space="preserve">, </w:t>
+      </w:r>
+      <w:r>
+        <w:rPr>
+          <w:rFonts w:ascii="Consolas" w:hAnsi="Consolas" w:eastAsia="Consolas"/>
+          <w:color w:val="8B2020"/>
+          <w:sz w:val="17"/>
+        </w:rPr>
+        <w:t>ch11</w:t>
+      </w:r>
+      <w:r>
+        <w:t xml:space="preserve">, </w:t>
+      </w:r>
+      <w:r>
+        <w:rPr>
+          <w:rFonts w:ascii="Consolas" w:hAnsi="Consolas" w:eastAsia="Consolas"/>
+          <w:color w:val="8B2020"/>
+          <w:sz w:val="17"/>
+        </w:rPr>
+        <w:t>ch12</w:t>
+      </w:r>
+      <w:r>
+        <w:t xml:space="preserve"> — the book's filing system, handed to the reader. To practise Excel you had to already know that chapters 02, 04, 08, 09, 10, 11, 15, 19, 22 and 70 were the ones with workbooks in them.</w:t>
+      </w:r>
+    </w:p>
+    <w:p>
+      <w:r>
+        <w:t>Now you pick a tool and work down. Ten tools, sixty stages, 643 files.</w:t>
       </w:r>
     </w:p>
     <w:tbl>
@@ -849,13 +896,25 @@
         <w:tblLook w:firstColumn="1" w:firstRow="1" w:lastColumn="0" w:lastRow="0" w:noHBand="0" w:noVBand="1" w:val="04A0"/>
       </w:tblPr>
       <w:tblGrid>
-        <w:gridCol w:w="4968"/>
-        <w:gridCol w:w="4968"/>
+        <w:gridCol w:w="2484"/>
+        <w:gridCol w:w="2484"/>
+        <w:gridCol w:w="2484"/>
+        <w:gridCol w:w="2484"/>
       </w:tblGrid>
       <w:tr>
         <w:tc>
           <w:tcPr>
-            <w:tcW w:type="dxa" w:w="4968"/>
+            <w:tcW w:type="dxa" w:w="2484"/>
+          </w:tcPr>
+          <w:p>
+            <w:pPr>
+              <w:spacing w:after="40"/>
+            </w:pPr>
+          </w:p>
+        </w:tc>
+        <w:tc>
+          <w:tcPr>
+            <w:tcW w:type="dxa" w:w="2484"/>
           </w:tcPr>
           <w:p>
             <w:pPr>
@@ -865,34 +924,13 @@
               <w:rPr>
                 <w:b/>
               </w:rPr>
-              <w:t>49 notebooks</w:t>
-            </w:r>
-            <w:r>
-              <w:rPr>
-                <w:b/>
-              </w:rPr>
-              <w:t xml:space="preserve"> (</w:t>
-            </w:r>
-            <w:r>
-              <w:rPr>
-                <w:rFonts w:ascii="Consolas" w:hAnsi="Consolas" w:eastAsia="Consolas"/>
-                <w:b/>
-                <w:color w:val="8B2020"/>
-                <w:sz w:val="17"/>
-              </w:rPr>
-              <w:t>.ipynb</w:t>
-            </w:r>
-            <w:r>
-              <w:rPr>
-                <w:b/>
-              </w:rPr>
-              <w:t>)</w:t>
+              <w:t>Tool</w:t>
             </w:r>
           </w:p>
         </w:tc>
         <w:tc>
           <w:tcPr>
-            <w:tcW w:type="dxa" w:w="4968"/>
+            <w:tcW w:type="dxa" w:w="2484"/>
           </w:tcPr>
           <w:p>
             <w:pPr>
@@ -902,15 +940,13 @@
               <w:rPr>
                 <w:b/>
               </w:rPr>
-              <w:t>Each chapter's code, with the book's own explanation beside it, already run so the outputs are there before you start</w:t>
+              <w:t>Stages</w:t>
             </w:r>
           </w:p>
         </w:tc>
-      </w:tr>
-      <w:tr>
         <w:tc>
           <w:tcPr>
-            <w:tcW w:type="dxa" w:w="4968"/>
+            <w:tcW w:type="dxa" w:w="2484"/>
           </w:tcPr>
           <w:p>
             <w:pPr>
@@ -920,20 +956,7 @@
               <w:rPr>
                 <w:b/>
               </w:rPr>
-              <w:t>86 SQL files</w:t>
-            </w:r>
-          </w:p>
-        </w:tc>
-        <w:tc>
-          <w:tcPr>
-            <w:tcW w:type="dxa" w:w="4968"/>
-          </w:tcPr>
-          <w:p>
-            <w:pPr>
-              <w:spacing w:after="40"/>
-            </w:pPr>
-            <w:r>
-              <w:t>The queries, written for PostgreSQL and MySQL. 13 chapters ship both dialects</w:t>
+              <w:t>What it goes from, and to</w:t>
             </w:r>
           </w:p>
         </w:tc>
@@ -941,7 +964,20 @@
       <w:tr>
         <w:tc>
           <w:tcPr>
-            <w:tcW w:type="dxa" w:w="4968"/>
+            <w:tcW w:type="dxa" w:w="2484"/>
+          </w:tcPr>
+          <w:p>
+            <w:pPr>
+              <w:spacing w:after="40"/>
+            </w:pPr>
+            <w:r>
+              <w:t>1</w:t>
+            </w:r>
+          </w:p>
+        </w:tc>
+        <w:tc>
+          <w:tcPr>
+            <w:tcW w:type="dxa" w:w="2484"/>
           </w:tcPr>
           <w:p>
             <w:pPr>
@@ -951,20 +987,33 @@
               <w:rPr>
                 <w:b/>
               </w:rPr>
-              <w:t>127 Python scripts</w:t>
+              <w:t>Excel &amp; Google Sheets</w:t>
             </w:r>
           </w:p>
         </w:tc>
         <w:tc>
           <w:tcPr>
-            <w:tcW w:type="dxa" w:w="4968"/>
+            <w:tcW w:type="dxa" w:w="2484"/>
           </w:tcPr>
           <w:p>
             <w:pPr>
               <w:spacing w:after="40"/>
             </w:pPr>
             <w:r>
-              <w:t>The finished programs the chapters build</w:t>
+              <w:t>8</w:t>
+            </w:r>
+          </w:p>
+        </w:tc>
+        <w:tc>
+          <w:tcPr>
+            <w:tcW w:type="dxa" w:w="2484"/>
+          </w:tcPr>
+          <w:p>
+            <w:pPr>
+              <w:spacing w:after="40"/>
+            </w:pPr>
+            <w:r>
+              <w:t>A first formula → lookups and Power Query → a dashboard → a macro that consolidates twelve branch workbooks</w:t>
             </w:r>
           </w:p>
         </w:tc>
@@ -972,7 +1021,20 @@
       <w:tr>
         <w:tc>
           <w:tcPr>
-            <w:tcW w:type="dxa" w:w="4968"/>
+            <w:tcW w:type="dxa" w:w="2484"/>
+          </w:tcPr>
+          <w:p>
+            <w:pPr>
+              <w:spacing w:after="40"/>
+            </w:pPr>
+            <w:r>
+              <w:t>2</w:t>
+            </w:r>
+          </w:p>
+        </w:tc>
+        <w:tc>
+          <w:tcPr>
+            <w:tcW w:type="dxa" w:w="2484"/>
           </w:tcPr>
           <w:p>
             <w:pPr>
@@ -982,20 +1044,33 @@
               <w:rPr>
                 <w:b/>
               </w:rPr>
-              <w:t>29 Excel workbooks</w:t>
+              <w:t>SQL</w:t>
             </w:r>
           </w:p>
         </w:tc>
         <w:tc>
           <w:tcPr>
-            <w:tcW w:type="dxa" w:w="4968"/>
+            <w:tcW w:type="dxa" w:w="2484"/>
           </w:tcPr>
           <w:p>
             <w:pPr>
               <w:spacing w:after="40"/>
             </w:pPr>
             <w:r>
-              <w:t>The spreadsheet exercises</w:t>
+              <w:t>10</w:t>
+            </w:r>
+          </w:p>
+        </w:tc>
+        <w:tc>
+          <w:tcPr>
+            <w:tcW w:type="dxa" w:w="2484"/>
+          </w:tcPr>
+          <w:p>
+            <w:pPr>
+              <w:spacing w:after="40"/>
+            </w:pPr>
+            <w:r>
+              <w:t>Load one database → SELECT → window functions → dbt → the question banks</w:t>
             </w:r>
           </w:p>
         </w:tc>
@@ -1003,7 +1078,20 @@
       <w:tr>
         <w:tc>
           <w:tcPr>
-            <w:tcW w:type="dxa" w:w="4968"/>
+            <w:tcW w:type="dxa" w:w="2484"/>
+          </w:tcPr>
+          <w:p>
+            <w:pPr>
+              <w:spacing w:after="40"/>
+            </w:pPr>
+            <w:r>
+              <w:t>3</w:t>
+            </w:r>
+          </w:p>
+        </w:tc>
+        <w:tc>
+          <w:tcPr>
+            <w:tcW w:type="dxa" w:w="2484"/>
           </w:tcPr>
           <w:p>
             <w:pPr>
@@ -1013,20 +1101,432 @@
               <w:rPr>
                 <w:b/>
               </w:rPr>
-              <w:t>152 CSVs and 9 parquet files</w:t>
+              <w:t>Python</w:t>
             </w:r>
           </w:p>
         </w:tc>
         <w:tc>
           <w:tcPr>
-            <w:tcW w:type="dxa" w:w="4968"/>
+            <w:tcW w:type="dxa" w:w="2484"/>
           </w:tcPr>
           <w:p>
             <w:pPr>
               <w:spacing w:after="40"/>
             </w:pPr>
             <w:r>
-              <w:t>Riverstone Supplies, the worked example used all the way through</w:t>
+              <w:t>6</w:t>
+            </w:r>
+          </w:p>
+        </w:tc>
+        <w:tc>
+          <w:tcPr>
+            <w:tcW w:type="dxa" w:w="2484"/>
+          </w:tcPr>
+          <w:p>
+            <w:pPr>
+              <w:spacing w:after="40"/>
+            </w:pPr>
+            <w:r>
+              <w:t>First line → pandas → a scheduled report → a packaged program with tests</w:t>
+            </w:r>
+          </w:p>
+        </w:tc>
+      </w:tr>
+      <w:tr>
+        <w:tc>
+          <w:tcPr>
+            <w:tcW w:type="dxa" w:w="2484"/>
+          </w:tcPr>
+          <w:p>
+            <w:pPr>
+              <w:spacing w:after="40"/>
+            </w:pPr>
+            <w:r>
+              <w:t>4</w:t>
+            </w:r>
+          </w:p>
+        </w:tc>
+        <w:tc>
+          <w:tcPr>
+            <w:tcW w:type="dxa" w:w="2484"/>
+          </w:tcPr>
+          <w:p>
+            <w:pPr>
+              <w:spacing w:after="40"/>
+            </w:pPr>
+            <w:r>
+              <w:rPr>
+                <w:b/>
+              </w:rPr>
+              <w:t>Statistics &amp; experiments</w:t>
+            </w:r>
+          </w:p>
+        </w:tc>
+        <w:tc>
+          <w:tcPr>
+            <w:tcW w:type="dxa" w:w="2484"/>
+          </w:tcPr>
+          <w:p>
+            <w:pPr>
+              <w:spacing w:after="40"/>
+            </w:pPr>
+            <w:r>
+              <w:t>6</w:t>
+            </w:r>
+          </w:p>
+        </w:tc>
+        <w:tc>
+          <w:tcPr>
+            <w:tcW w:type="dxa" w:w="2484"/>
+          </w:tcPr>
+          <w:p>
+            <w:pPr>
+              <w:spacing w:after="40"/>
+            </w:pPr>
+            <w:r>
+              <w:t>Describing data → tests → A/B design → causal inference</w:t>
+            </w:r>
+          </w:p>
+        </w:tc>
+      </w:tr>
+      <w:tr>
+        <w:tc>
+          <w:tcPr>
+            <w:tcW w:type="dxa" w:w="2484"/>
+          </w:tcPr>
+          <w:p>
+            <w:pPr>
+              <w:spacing w:after="40"/>
+            </w:pPr>
+            <w:r>
+              <w:t>5</w:t>
+            </w:r>
+          </w:p>
+        </w:tc>
+        <w:tc>
+          <w:tcPr>
+            <w:tcW w:type="dxa" w:w="2484"/>
+          </w:tcPr>
+          <w:p>
+            <w:pPr>
+              <w:spacing w:after="40"/>
+            </w:pPr>
+            <w:r>
+              <w:rPr>
+                <w:b/>
+              </w:rPr>
+              <w:t>Machine learning</w:t>
+            </w:r>
+          </w:p>
+        </w:tc>
+        <w:tc>
+          <w:tcPr>
+            <w:tcW w:type="dxa" w:w="2484"/>
+          </w:tcPr>
+          <w:p>
+            <w:pPr>
+              <w:spacing w:after="40"/>
+            </w:pPr>
+            <w:r>
+              <w:t>7</w:t>
+            </w:r>
+          </w:p>
+        </w:tc>
+        <w:tc>
+          <w:tcPr>
+            <w:tcW w:type="dxa" w:w="2484"/>
+          </w:tcPr>
+          <w:p>
+            <w:pPr>
+              <w:spacing w:after="40"/>
+            </w:pPr>
+            <w:r>
+              <w:t>The workflow → algorithms → honest evaluation → deep learning → a capstone</w:t>
+            </w:r>
+          </w:p>
+        </w:tc>
+      </w:tr>
+      <w:tr>
+        <w:tc>
+          <w:tcPr>
+            <w:tcW w:type="dxa" w:w="2484"/>
+          </w:tcPr>
+          <w:p>
+            <w:pPr>
+              <w:spacing w:after="40"/>
+            </w:pPr>
+            <w:r>
+              <w:t>6</w:t>
+            </w:r>
+          </w:p>
+        </w:tc>
+        <w:tc>
+          <w:tcPr>
+            <w:tcW w:type="dxa" w:w="2484"/>
+          </w:tcPr>
+          <w:p>
+            <w:pPr>
+              <w:spacing w:after="40"/>
+            </w:pPr>
+            <w:r>
+              <w:rPr>
+                <w:b/>
+              </w:rPr>
+              <w:t>Data engineering</w:t>
+            </w:r>
+          </w:p>
+        </w:tc>
+        <w:tc>
+          <w:tcPr>
+            <w:tcW w:type="dxa" w:w="2484"/>
+          </w:tcPr>
+          <w:p>
+            <w:pPr>
+              <w:spacing w:after="40"/>
+            </w:pPr>
+            <w:r>
+              <w:t>7</w:t>
+            </w:r>
+          </w:p>
+        </w:tc>
+        <w:tc>
+          <w:tcPr>
+            <w:tcW w:type="dxa" w:w="2484"/>
+          </w:tcPr>
+          <w:p>
+            <w:pPr>
+              <w:spacing w:after="40"/>
+            </w:pPr>
+            <w:r>
+              <w:t>Ingestion → orchestration → quality → scale → streaming</w:t>
+            </w:r>
+          </w:p>
+        </w:tc>
+      </w:tr>
+      <w:tr>
+        <w:tc>
+          <w:tcPr>
+            <w:tcW w:type="dxa" w:w="2484"/>
+          </w:tcPr>
+          <w:p>
+            <w:pPr>
+              <w:spacing w:after="40"/>
+            </w:pPr>
+            <w:r>
+              <w:t>7</w:t>
+            </w:r>
+          </w:p>
+        </w:tc>
+        <w:tc>
+          <w:tcPr>
+            <w:tcW w:type="dxa" w:w="2484"/>
+          </w:tcPr>
+          <w:p>
+            <w:pPr>
+              <w:spacing w:after="40"/>
+            </w:pPr>
+            <w:r>
+              <w:rPr>
+                <w:b/>
+              </w:rPr>
+              <w:t>GenAI &amp; production ML</w:t>
+            </w:r>
+          </w:p>
+        </w:tc>
+        <w:tc>
+          <w:tcPr>
+            <w:tcW w:type="dxa" w:w="2484"/>
+          </w:tcPr>
+          <w:p>
+            <w:pPr>
+              <w:spacing w:after="40"/>
+            </w:pPr>
+            <w:r>
+              <w:t>6</w:t>
+            </w:r>
+          </w:p>
+        </w:tc>
+        <w:tc>
+          <w:tcPr>
+            <w:tcW w:type="dxa" w:w="2484"/>
+          </w:tcPr>
+          <w:p>
+            <w:pPr>
+              <w:spacing w:after="40"/>
+            </w:pPr>
+            <w:r>
+              <w:t>Tokens and embeddings → RAG and agents → MLOps and LLMOps</w:t>
+            </w:r>
+          </w:p>
+        </w:tc>
+      </w:tr>
+      <w:tr>
+        <w:tc>
+          <w:tcPr>
+            <w:tcW w:type="dxa" w:w="2484"/>
+          </w:tcPr>
+          <w:p>
+            <w:pPr>
+              <w:spacing w:after="40"/>
+            </w:pPr>
+            <w:r>
+              <w:t>8</w:t>
+            </w:r>
+          </w:p>
+        </w:tc>
+        <w:tc>
+          <w:tcPr>
+            <w:tcW w:type="dxa" w:w="2484"/>
+          </w:tcPr>
+          <w:p>
+            <w:pPr>
+              <w:spacing w:after="40"/>
+            </w:pPr>
+            <w:r>
+              <w:rPr>
+                <w:b/>
+              </w:rPr>
+              <w:t>Command line, Git &amp; toolkit</w:t>
+            </w:r>
+          </w:p>
+        </w:tc>
+        <w:tc>
+          <w:tcPr>
+            <w:tcW w:type="dxa" w:w="2484"/>
+          </w:tcPr>
+          <w:p>
+            <w:pPr>
+              <w:spacing w:after="40"/>
+            </w:pPr>
+            <w:r>
+              <w:t>3</w:t>
+            </w:r>
+          </w:p>
+        </w:tc>
+        <w:tc>
+          <w:tcPr>
+            <w:tcW w:type="dxa" w:w="2484"/>
+          </w:tcPr>
+          <w:p>
+            <w:pPr>
+              <w:spacing w:after="40"/>
+            </w:pPr>
+            <w:r>
+              <w:t>The shell → version control → setup checks</w:t>
+            </w:r>
+          </w:p>
+        </w:tc>
+      </w:tr>
+      <w:tr>
+        <w:tc>
+          <w:tcPr>
+            <w:tcW w:type="dxa" w:w="2484"/>
+          </w:tcPr>
+          <w:p>
+            <w:pPr>
+              <w:spacing w:after="40"/>
+            </w:pPr>
+            <w:r>
+              <w:t>9</w:t>
+            </w:r>
+          </w:p>
+        </w:tc>
+        <w:tc>
+          <w:tcPr>
+            <w:tcW w:type="dxa" w:w="2484"/>
+          </w:tcPr>
+          <w:p>
+            <w:pPr>
+              <w:spacing w:after="40"/>
+            </w:pPr>
+            <w:r>
+              <w:rPr>
+                <w:b/>
+              </w:rPr>
+              <w:t>Architecture &amp; the business</w:t>
+            </w:r>
+          </w:p>
+        </w:tc>
+        <w:tc>
+          <w:tcPr>
+            <w:tcW w:type="dxa" w:w="2484"/>
+          </w:tcPr>
+          <w:p>
+            <w:pPr>
+              <w:spacing w:after="40"/>
+            </w:pPr>
+            <w:r>
+              <w:t>6</w:t>
+            </w:r>
+          </w:p>
+        </w:tc>
+        <w:tc>
+          <w:tcPr>
+            <w:tcW w:type="dxa" w:w="2484"/>
+          </w:tcPr>
+          <w:p>
+            <w:pPr>
+              <w:spacing w:after="40"/>
+            </w:pPr>
+            <w:r>
+              <w:t>Requirements → metrics → system design → governance</w:t>
+            </w:r>
+          </w:p>
+        </w:tc>
+      </w:tr>
+      <w:tr>
+        <w:tc>
+          <w:tcPr>
+            <w:tcW w:type="dxa" w:w="2484"/>
+          </w:tcPr>
+          <w:p>
+            <w:pPr>
+              <w:spacing w:after="40"/>
+            </w:pPr>
+            <w:r>
+              <w:t>10</w:t>
+            </w:r>
+          </w:p>
+        </w:tc>
+        <w:tc>
+          <w:tcPr>
+            <w:tcW w:type="dxa" w:w="2484"/>
+          </w:tcPr>
+          <w:p>
+            <w:pPr>
+              <w:spacing w:after="40"/>
+            </w:pPr>
+            <w:r>
+              <w:rPr>
+                <w:b/>
+              </w:rPr>
+              <w:t>Take-home assignments</w:t>
+            </w:r>
+          </w:p>
+        </w:tc>
+        <w:tc>
+          <w:tcPr>
+            <w:tcW w:type="dxa" w:w="2484"/>
+          </w:tcPr>
+          <w:p>
+            <w:pPr>
+              <w:spacing w:after="40"/>
+            </w:pPr>
+            <w:r>
+              <w:t>1</w:t>
+            </w:r>
+          </w:p>
+        </w:tc>
+        <w:tc>
+          <w:tcPr>
+            <w:tcW w:type="dxa" w:w="2484"/>
+          </w:tcPr>
+          <w:p>
+            <w:pPr>
+              <w:spacing w:after="40"/>
+            </w:pPr>
+            <w:r>
+              <w:t>Timed, realistic briefs</w:t>
             </w:r>
           </w:p>
         </w:tc>
@@ -1037,18 +1537,144 @@
         <w:rPr>
           <w:b/>
         </w:rPr>
-        <w:t>What is deliberately not here.</w:t>
+        <w:t>Chapter numbers are gone from the folder names.</w:t>
       </w:r>
       <w:r>
-        <w:t xml:space="preserve"> About 317 MB of generated data — the large files the data-engineering chapters build, such as Chapter 28's 52 MB of order items and Chapter 30's web events. The chapter scripts rebuild them in about a minute, which is how the book is designed to work, and shipping them would have tripled the bundle. Any chapter that needs them says so and names the script that makes them.</w:t>
+        <w:t xml:space="preserve"> Where a stage draws on more than one chapter, the sub-folder is named after what it teaches — </w:t>
+      </w:r>
+      <w:r>
+        <w:rPr>
+          <w:rFonts w:ascii="Consolas" w:hAnsi="Consolas" w:eastAsia="Consolas"/>
+          <w:color w:val="8B2020"/>
+          <w:sz w:val="17"/>
+        </w:rPr>
+        <w:t>Numbers-Without-Fear</w:t>
+      </w:r>
+      <w:r>
+        <w:t xml:space="preserve">, not </w:t>
+      </w:r>
+      <w:r>
+        <w:rPr>
+          <w:rFonts w:ascii="Consolas" w:hAnsi="Consolas" w:eastAsia="Consolas"/>
+          <w:color w:val="8B2020"/>
+          <w:sz w:val="17"/>
+        </w:rPr>
+        <w:t>ch04</w:t>
+      </w:r>
+      <w:r>
+        <w:t>.</w:t>
+      </w:r>
+    </w:p>
+    <w:p>
+      <w:r>
+        <w:t>Three things that make it usable rather than just rearranged:</w:t>
       </w:r>
     </w:p>
     <w:p>
       <w:pPr>
-        <w:jc w:val="center"/>
+        <w:pStyle w:val="ListBullet"/>
       </w:pPr>
       <w:r>
-        <w:t>____________________________________________________________</w:t>
+        <w:rPr>
+          <w:b/>
+        </w:rPr>
+        <w:t>Every stage has a README</w:t>
+      </w:r>
+      <w:r>
+        <w:t xml:space="preserve"> saying what it covers, how many files are yours, and which chapter it came from.</w:t>
+      </w:r>
+    </w:p>
+    <w:p>
+      <w:pPr>
+        <w:pStyle w:val="ListBullet"/>
+      </w:pPr>
+      <w:r>
+        <w:rPr>
+          <w:rFonts w:ascii="Consolas" w:hAnsi="Consolas" w:eastAsia="Consolas"/>
+          <w:color w:val="8B2020"/>
+          <w:sz w:val="17"/>
+        </w:rPr>
+        <w:t>WHERE-IS-MY-CHAPTER.md</w:t>
+      </w:r>
+      <w:r>
+        <w:t xml:space="preserve"> at the Arena root turns any reference in the book — "see </w:t>
+      </w:r>
+      <w:r>
+        <w:rPr>
+          <w:rFonts w:ascii="Consolas" w:hAnsi="Consolas" w:eastAsia="Consolas"/>
+          <w:color w:val="8B2020"/>
+          <w:sz w:val="17"/>
+        </w:rPr>
+        <w:t>companion/ch18/</w:t>
+      </w:r>
+      <w:r>
+        <w:t>" — into a folder, for all 71 chapters that have practice files.</w:t>
+      </w:r>
+    </w:p>
+    <w:p>
+      <w:pPr>
+        <w:pStyle w:val="ListBullet"/>
+      </w:pPr>
+      <w:r>
+        <w:rPr>
+          <w:rFonts w:ascii="Consolas" w:hAnsi="Consolas" w:eastAsia="Consolas"/>
+          <w:color w:val="8B2020"/>
+          <w:sz w:val="17"/>
+        </w:rPr>
+        <w:t>_build-scripts/</w:t>
+      </w:r>
+      <w:r>
+        <w:rPr>
+          <w:b/>
+        </w:rPr>
+        <w:t xml:space="preserve"> folders</w:t>
+      </w:r>
+      <w:r>
+        <w:t xml:space="preserve"> hold the scripts that generate practice data, kept out of the way but not hidden, so nothing is a black box.</w:t>
+      </w:r>
+    </w:p>
+    <w:p>
+      <w:r>
+        <w:rPr>
+          <w:b/>
+        </w:rPr>
+        <w:t>The chapter-by-chapter view still exists</w:t>
+      </w:r>
+      <w:r>
+        <w:t xml:space="preserve"> in the repository, unchanged, because the book refers to it by name and breaking those references across 83 chapters would be worse than the problem it solves. The Arena is a second view of the same files, not a replacement.</w:t>
+      </w:r>
+    </w:p>
+    <w:p>
+      <w:r>
+        <w:rPr>
+          <w:b/>
+        </w:rPr>
+        <w:t>It is generated and it proves itself.</w:t>
+      </w:r>
+      <w:r>
+        <w:t xml:space="preserve"> The build refuses to finish if any chapter is unclaimed by a tool, if two files would overwrite each other, or if any source file is missing from the result — checked by content hash, not by counting. All 573 tracked practice files verified present.</w:t>
+      </w:r>
+    </w:p>
+    <w:p>
+      <w:r>
+        <w:rPr>
+          <w:b/>
+        </w:rPr>
+        <w:t>What is deliberately not here.</w:t>
+      </w:r>
+      <w:r>
+        <w:t xml:space="preserve"> About 317 MB of generated data — the large files the data-engineering chapters build. The </w:t>
+      </w:r>
+      <w:r>
+        <w:rPr>
+          <w:rFonts w:ascii="Consolas" w:hAnsi="Consolas" w:eastAsia="Consolas"/>
+          <w:color w:val="8B2020"/>
+          <w:sz w:val="17"/>
+        </w:rPr>
+        <w:t>_build-scripts/</w:t>
+      </w:r>
+      <w:r>
+        <w:t xml:space="preserve"> rebuild them in about a minute, which is how the book is designed to work.</w:t>
       </w:r>
     </w:p>
     <w:p>
@@ -1204,10 +1830,10 @@
         <w:rPr>
           <w:b/>
         </w:rPr>
-        <w:t>3. The practice material against the theory.</w:t>
+        <w:t>3. Whether the Arena is the shape you wanted.</w:t>
       </w:r>
       <w:r>
-        <w:t xml:space="preserve"> Open any chapter in Book 2, then open the same chapter's folder in </w:t>
+        <w:t xml:space="preserve"> Open </w:t>
       </w:r>
       <w:r>
         <w:rPr>
@@ -1215,10 +1841,10 @@
           <w:color w:val="8B2020"/>
           <w:sz w:val="17"/>
         </w:rPr>
-        <w:t>04-Practice</w:t>
+        <w:t>04-Practice-Arena/</w:t>
       </w:r>
       <w:r>
-        <w:t>. Does the practice match what the chapter taught? That pairing is the thing I can least check for myself.</w:t>
+        <w:t>, pick one tool, and see whether the stages run small-to-full the way you described. The ordering within each tool is my editorial judgement — it follows the book's teaching order — and it is the part most worth correcting now, because it is one map in one file and cheap to change.</w:t>
       </w:r>
     </w:p>
     <w:p>
